--- a/docs/reimbursment_service_note.docx
+++ b/docs/reimbursment_service_note.docx
@@ -250,7 +250,21 @@
           <w:rFonts w:ascii="Arial" w:hAnsi="Arial" w:cs="Arial"/>
           <w:lang w:val="en-US"/>
         </w:rPr>
-        <w:t xml:space="preserve">According to the SOP 80-007 – EUTM RCA – Welfare Activities Meals Reimbursement, the following days as </w:t>
+        <w:t>According to the SOP 80-007 – EUM</w:t>
+      </w:r>
+      <w:r>
+        <w:rPr>
+          <w:rFonts w:ascii="Arial" w:hAnsi="Arial" w:cs="Arial"/>
+          <w:lang w:val="en-US"/>
+        </w:rPr>
+        <w:t>AM</w:t>
+      </w:r>
+      <w:r>
+        <w:rPr>
+          <w:rFonts w:ascii="Arial" w:hAnsi="Arial" w:cs="Arial"/>
+          <w:lang w:val="en-US"/>
+        </w:rPr>
+        <w:t xml:space="preserve"> RCA – Welfare Activities Meals Reimbursement, the following days as </w:t>
       </w:r>
       <w:r>
         <w:rPr>
@@ -486,7 +500,7 @@
           <w:iCs/>
           <w:sz w:val="24"/>
           <w:szCs w:val="24"/>
-          <w:lang w:val="en-US"/>
+          <w:lang w:val="pt-PT"/>
         </w:rPr>
       </w:pPr>
       <w:r>
@@ -494,7 +508,7 @@
           <w:rFonts w:ascii="Bookman Old Style" w:hAnsi="Bookman Old Style"/>
           <w:sz w:val="24"/>
           <w:szCs w:val="24"/>
-          <w:lang w:val="en-US"/>
+          <w:lang w:val="pt-PT"/>
         </w:rPr>
         <w:t>OF-5 (SP-A)</w:t>
       </w:r>
@@ -508,7 +522,7 @@
           <w:bCs/>
           <w:sz w:val="24"/>
           <w:szCs w:val="24"/>
-          <w:lang w:val="en-US"/>
+          <w:lang w:val="pt-PT"/>
         </w:rPr>
       </w:pPr>
       <w:r>
@@ -517,9 +531,9 @@
           <w:bCs/>
           <w:sz w:val="24"/>
           <w:szCs w:val="24"/>
-          <w:lang w:val="en-US"/>
-        </w:rPr>
-        <w:t xml:space="preserve">EUTM RCA </w:t>
+          <w:lang w:val="pt-PT"/>
+        </w:rPr>
+        <w:t>EU</w:t>
       </w:r>
       <w:r>
         <w:rPr>
@@ -527,7 +541,27 @@
           <w:bCs/>
           <w:sz w:val="24"/>
           <w:szCs w:val="24"/>
-          <w:lang w:val="en-US"/>
+          <w:lang w:val="pt-PT"/>
+        </w:rPr>
+        <w:t>MAM</w:t>
+      </w:r>
+      <w:r>
+        <w:rPr>
+          <w:rFonts w:ascii="Arial" w:hAnsi="Arial" w:cs="Arial"/>
+          <w:bCs/>
+          <w:sz w:val="24"/>
+          <w:szCs w:val="24"/>
+          <w:lang w:val="pt-PT"/>
+        </w:rPr>
+        <w:t xml:space="preserve"> RCA </w:t>
+      </w:r>
+      <w:r>
+        <w:rPr>
+          <w:rFonts w:ascii="Arial" w:hAnsi="Arial" w:cs="Arial"/>
+          <w:bCs/>
+          <w:sz w:val="24"/>
+          <w:szCs w:val="24"/>
+          <w:lang w:val="pt-PT"/>
         </w:rPr>
         <w:t>COS</w:t>
       </w:r>
@@ -543,7 +577,7 @@
           <w:sz w:val="24"/>
           <w:szCs w:val="24"/>
           <w:u w:val="single"/>
-          <w:lang w:val="en-US"/>
+          <w:lang w:val="pt-PT"/>
         </w:rPr>
       </w:pPr>
     </w:p>
@@ -558,7 +592,7 @@
           <w:sz w:val="24"/>
           <w:szCs w:val="24"/>
           <w:u w:val="single"/>
-          <w:lang w:val="en-US"/>
+          <w:lang w:val="pt-PT"/>
         </w:rPr>
       </w:pPr>
     </w:p>
@@ -573,7 +607,7 @@
           <w:sz w:val="24"/>
           <w:szCs w:val="24"/>
           <w:u w:val="single"/>
-          <w:lang w:val="en-US"/>
+          <w:lang w:val="pt-PT"/>
         </w:rPr>
       </w:pPr>
     </w:p>
@@ -588,7 +622,7 @@
           <w:sz w:val="24"/>
           <w:szCs w:val="24"/>
           <w:u w:val="single"/>
-          <w:lang w:val="en-US"/>
+          <w:lang w:val="pt-PT"/>
         </w:rPr>
       </w:pPr>
     </w:p>
@@ -603,7 +637,7 @@
           <w:sz w:val="24"/>
           <w:szCs w:val="24"/>
           <w:u w:val="single"/>
-          <w:lang w:val="en-US"/>
+          <w:lang w:val="pt-PT"/>
         </w:rPr>
       </w:pPr>
     </w:p>
@@ -618,7 +652,7 @@
           <w:sz w:val="24"/>
           <w:szCs w:val="24"/>
           <w:u w:val="single"/>
-          <w:lang w:val="en-US"/>
+          <w:lang w:val="pt-PT"/>
         </w:rPr>
       </w:pPr>
     </w:p>
@@ -633,7 +667,7 @@
           <w:sz w:val="24"/>
           <w:szCs w:val="24"/>
           <w:u w:val="single"/>
-          <w:lang w:val="en-US"/>
+          <w:lang w:val="pt-PT"/>
         </w:rPr>
       </w:pPr>
     </w:p>
@@ -648,7 +682,7 @@
           <w:sz w:val="24"/>
           <w:szCs w:val="24"/>
           <w:u w:val="single"/>
-          <w:lang w:val="en-US"/>
+          <w:lang w:val="pt-PT"/>
         </w:rPr>
       </w:pPr>
     </w:p>
@@ -663,7 +697,7 @@
           <w:sz w:val="24"/>
           <w:szCs w:val="24"/>
           <w:u w:val="single"/>
-          <w:lang w:val="en-US"/>
+          <w:lang w:val="pt-PT"/>
         </w:rPr>
       </w:pPr>
     </w:p>
@@ -925,7 +959,27 @@
         <w:sz w:val="16"/>
         <w:szCs w:val="16"/>
       </w:rPr>
-      <w:t>EU UNCLASSIFIED RELEASABLE TO EUTM RCA TCN</w:t>
+      <w:t>EU UNCLASSIFIED RELEASABLE TO EUM</w:t>
+    </w:r>
+    <w:r>
+      <w:rPr>
+        <w:rFonts w:ascii="Arial" w:hAnsi="Arial" w:cs="Arial"/>
+        <w:b/>
+        <w:color w:val="FF0000"/>
+        <w:sz w:val="16"/>
+        <w:szCs w:val="16"/>
+      </w:rPr>
+      <w:t>AM</w:t>
+    </w:r>
+    <w:r>
+      <w:rPr>
+        <w:rFonts w:ascii="Arial" w:hAnsi="Arial" w:cs="Arial"/>
+        <w:b/>
+        <w:color w:val="FF0000"/>
+        <w:sz w:val="16"/>
+        <w:szCs w:val="16"/>
+      </w:rPr>
+      <w:t xml:space="preserve"> RCA TCN</w:t>
     </w:r>
   </w:p>
   <w:p>
@@ -978,6 +1032,74 @@
       <w:pStyle w:val="Cabealho"/>
       <w:jc w:val="center"/>
     </w:pPr>
+    <w:r>
+      <w:rPr>
+        <w:noProof/>
+        <w:lang w:val="en-GB"/>
+      </w:rPr>
+      <w:drawing>
+        <wp:anchor distT="0" distB="0" distL="114300" distR="114300" simplePos="0" relativeHeight="251659776" behindDoc="1" locked="0" layoutInCell="1" allowOverlap="1" wp14:anchorId="5FBDC7BE" wp14:editId="73D04B47">
+          <wp:simplePos x="0" y="0"/>
+          <wp:positionH relativeFrom="page">
+            <wp:align>center</wp:align>
+          </wp:positionH>
+          <wp:positionV relativeFrom="paragraph">
+            <wp:posOffset>-23495</wp:posOffset>
+          </wp:positionV>
+          <wp:extent cx="676275" cy="676275"/>
+          <wp:effectExtent l="0" t="0" r="9525" b="9525"/>
+          <wp:wrapTopAndBottom/>
+          <wp:docPr id="180920687" name="Imagem 4"/>
+          <wp:cNvGraphicFramePr>
+            <a:graphicFrameLocks xmlns:a="http://schemas.openxmlformats.org/drawingml/2006/main" noChangeAspect="1"/>
+          </wp:cNvGraphicFramePr>
+          <a:graphic xmlns:a="http://schemas.openxmlformats.org/drawingml/2006/main">
+            <a:graphicData uri="http://schemas.openxmlformats.org/drawingml/2006/picture">
+              <pic:pic xmlns:pic="http://schemas.openxmlformats.org/drawingml/2006/picture">
+                <pic:nvPicPr>
+                  <pic:cNvPr id="0" name="Picture 1"/>
+                  <pic:cNvPicPr>
+                    <a:picLocks noChangeAspect="1" noChangeArrowheads="1"/>
+                  </pic:cNvPicPr>
+                </pic:nvPicPr>
+                <pic:blipFill>
+                  <a:blip r:embed="rId1">
+                    <a:extLst>
+                      <a:ext uri="{28A0092B-C50C-407E-A947-70E740481C1C}">
+                        <a14:useLocalDpi xmlns:a14="http://schemas.microsoft.com/office/drawing/2010/main" val="0"/>
+                      </a:ext>
+                    </a:extLst>
+                  </a:blip>
+                  <a:srcRect/>
+                  <a:stretch>
+                    <a:fillRect/>
+                  </a:stretch>
+                </pic:blipFill>
+                <pic:spPr bwMode="auto">
+                  <a:xfrm>
+                    <a:off x="0" y="0"/>
+                    <a:ext cx="676275" cy="676275"/>
+                  </a:xfrm>
+                  <a:prstGeom prst="rect">
+                    <a:avLst/>
+                  </a:prstGeom>
+                  <a:noFill/>
+                  <a:ln>
+                    <a:noFill/>
+                  </a:ln>
+                </pic:spPr>
+              </pic:pic>
+            </a:graphicData>
+          </a:graphic>
+          <wp14:sizeRelH relativeFrom="margin">
+            <wp14:pctWidth>0</wp14:pctWidth>
+          </wp14:sizeRelH>
+          <wp14:sizeRelV relativeFrom="margin">
+            <wp14:pctHeight>0</wp14:pctHeight>
+          </wp14:sizeRelV>
+        </wp:anchor>
+      </w:drawing>
+    </w:r>
     <w:r>
       <w:rPr>
         <w:noProof/>
@@ -1049,7 +1171,14 @@
                               <w:b/>
                               <w:lang w:val="fr-FR"/>
                             </w:rPr>
-                            <w:t>TM</w:t>
+                            <w:t>M</w:t>
+                          </w:r>
+                          <w:r>
+                            <w:rPr>
+                              <w:b/>
+                              <w:lang w:val="fr-FR"/>
+                            </w:rPr>
+                            <w:t>AM</w:t>
                           </w:r>
                           <w:r>
                             <w:rPr>
@@ -1105,7 +1234,14 @@
                         <w:b/>
                         <w:lang w:val="fr-FR"/>
                       </w:rPr>
-                      <w:t>TM</w:t>
+                      <w:t>M</w:t>
+                    </w:r>
+                    <w:r>
+                      <w:rPr>
+                        <w:b/>
+                        <w:lang w:val="fr-FR"/>
+                      </w:rPr>
+                      <w:t>AM</w:t>
                     </w:r>
                     <w:r>
                       <w:rPr>
@@ -1133,64 +1269,10 @@
         <w:noProof/>
         <w:lang w:val="fr-FR" w:eastAsia="fr-FR"/>
       </w:rPr>
-      <w:drawing>
-        <wp:inline distT="0" distB="0" distL="0" distR="0" wp14:anchorId="5B803C62" wp14:editId="61996F70">
-          <wp:extent cx="819150" cy="819150"/>
-          <wp:effectExtent l="0" t="0" r="0" b="0"/>
-          <wp:docPr id="14" name="Picture 6" descr="Logo_EUTMRCA16"/>
-          <wp:cNvGraphicFramePr>
-            <a:graphicFrameLocks xmlns:a="http://schemas.openxmlformats.org/drawingml/2006/main" noChangeAspect="1"/>
-          </wp:cNvGraphicFramePr>
-          <a:graphic xmlns:a="http://schemas.openxmlformats.org/drawingml/2006/main">
-            <a:graphicData uri="http://schemas.openxmlformats.org/drawingml/2006/picture">
-              <pic:pic xmlns:pic="http://schemas.openxmlformats.org/drawingml/2006/picture">
-                <pic:nvPicPr>
-                  <pic:cNvPr id="0" name="Picture 1" descr="Logo_EUTMRCA16"/>
-                  <pic:cNvPicPr>
-                    <a:picLocks noChangeAspect="1" noChangeArrowheads="1"/>
-                  </pic:cNvPicPr>
-                </pic:nvPicPr>
-                <pic:blipFill>
-                  <a:blip r:embed="rId1" cstate="print">
-                    <a:extLst>
-                      <a:ext uri="{28A0092B-C50C-407E-A947-70E740481C1C}">
-                        <a14:useLocalDpi xmlns:a14="http://schemas.microsoft.com/office/drawing/2010/main" val="0"/>
-                      </a:ext>
-                    </a:extLst>
-                  </a:blip>
-                  <a:srcRect/>
-                  <a:stretch>
-                    <a:fillRect/>
-                  </a:stretch>
-                </pic:blipFill>
-                <pic:spPr bwMode="auto">
-                  <a:xfrm>
-                    <a:off x="0" y="0"/>
-                    <a:ext cx="819150" cy="819150"/>
-                  </a:xfrm>
-                  <a:prstGeom prst="rect">
-                    <a:avLst/>
-                  </a:prstGeom>
-                  <a:noFill/>
-                  <a:ln>
-                    <a:noFill/>
-                  </a:ln>
-                </pic:spPr>
-              </pic:pic>
-            </a:graphicData>
-          </a:graphic>
-        </wp:inline>
-      </w:drawing>
-    </w:r>
-    <w:r>
-      <w:rPr>
-        <w:noProof/>
-        <w:lang w:val="fr-FR" w:eastAsia="fr-FR"/>
-      </w:rPr>
       <mc:AlternateContent>
         <mc:Choice Requires="wps">
           <w:drawing>
-            <wp:anchor distT="0" distB="0" distL="114300" distR="114300" simplePos="0" relativeHeight="251658752" behindDoc="0" locked="0" layoutInCell="1" allowOverlap="1" wp14:anchorId="565514D8" wp14:editId="190D97A9">
+            <wp:anchor distT="0" distB="0" distL="114300" distR="114300" simplePos="0" relativeHeight="251658752" behindDoc="0" locked="0" layoutInCell="1" allowOverlap="1" wp14:anchorId="565514D8" wp14:editId="1725C4E7">
               <wp:simplePos x="0" y="0"/>
               <wp:positionH relativeFrom="column">
                 <wp:posOffset>1355090</wp:posOffset>
@@ -1261,7 +1343,31 @@
                               <w:szCs w:val="16"/>
                               <w:lang w:val="en-US"/>
                             </w:rPr>
-                            <w:t>EU UNCLASSIFIED RELEASABLE TO EUTM RCA TCN</w:t>
+                            <w:t xml:space="preserve">EU UNCLASSIFIED RELEASABLE TO </w:t>
+                          </w:r>
+                          <w:r>
+                            <w:rPr>
+                              <w:rFonts w:ascii="Arial" w:hAnsi="Arial" w:cs="Arial"/>
+                              <w:b/>
+                              <w:bCs/>
+                              <w:color w:val="FF0000"/>
+                              <w:sz w:val="16"/>
+                              <w:szCs w:val="16"/>
+                              <w:lang w:val="en-US"/>
+                            </w:rPr>
+                            <w:t>EUMAM</w:t>
+                          </w:r>
+                          <w:r>
+                            <w:rPr>
+                              <w:rFonts w:ascii="Arial" w:hAnsi="Arial" w:cs="Arial"/>
+                              <w:b/>
+                              <w:bCs/>
+                              <w:color w:val="FF0000"/>
+                              <w:sz w:val="16"/>
+                              <w:szCs w:val="16"/>
+                              <w:lang w:val="en-US"/>
+                            </w:rPr>
+                            <w:t xml:space="preserve"> RCA TCN</w:t>
                           </w:r>
                           <w:bookmarkEnd w:id="1"/>
                         </w:p>
@@ -1284,7 +1390,11 @@
         </mc:Choice>
         <mc:Fallback>
           <w:pict>
-            <v:shape w14:anchorId="565514D8" id="Text Box 9" o:spid="_x0000_s1027" type="#_x0000_t202" style="position:absolute;left:0;text-align:left;margin-left:106.7pt;margin-top:-21.75pt;width:239.55pt;height:17.65pt;z-index:251658752;visibility:visible;mso-wrap-style:square;mso-width-percent:0;mso-height-percent:0;mso-wrap-distance-left:9pt;mso-wrap-distance-top:0;mso-wrap-distance-right:9pt;mso-wrap-distance-bottom:0;mso-position-horizontal:absolute;mso-position-horizontal-relative:text;mso-position-vertical:absolute;mso-position-vertical-relative:text;mso-width-percent:0;mso-height-percent:0;mso-width-relative:page;mso-height-relative:page;v-text-anchor:top" o:gfxdata="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" stroked="f">
+            <v:shapetype w14:anchorId="565514D8" id="_x0000_t202" coordsize="21600,21600" o:spt="202" path="m,l,21600r21600,l21600,xe">
+              <v:stroke joinstyle="miter"/>
+              <v:path gradientshapeok="t" o:connecttype="rect"/>
+            </v:shapetype>
+            <v:shape id="Text Box 9" o:spid="_x0000_s1027" type="#_x0000_t202" style="position:absolute;left:0;text-align:left;margin-left:106.7pt;margin-top:-21.75pt;width:239.55pt;height:17.65pt;z-index:251658752;visibility:visible;mso-wrap-style:square;mso-width-percent:0;mso-height-percent:0;mso-wrap-distance-left:9pt;mso-wrap-distance-top:0;mso-wrap-distance-right:9pt;mso-wrap-distance-bottom:0;mso-position-horizontal:absolute;mso-position-horizontal-relative:text;mso-position-vertical:absolute;mso-position-vertical-relative:text;mso-width-percent:0;mso-height-percent:0;mso-width-relative:page;mso-height-relative:page;v-text-anchor:top" o:gfxdata="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" stroked="f">
               <v:textbox>
                 <w:txbxContent>
                   <w:p>
@@ -1308,7 +1418,31 @@
                         <w:szCs w:val="16"/>
                         <w:lang w:val="en-US"/>
                       </w:rPr>
-                      <w:t>EU UNCLASSIFIED RELEASABLE TO EUTM RCA TCN</w:t>
+                      <w:t xml:space="preserve">EU UNCLASSIFIED RELEASABLE TO </w:t>
+                    </w:r>
+                    <w:r>
+                      <w:rPr>
+                        <w:rFonts w:ascii="Arial" w:hAnsi="Arial" w:cs="Arial"/>
+                        <w:b/>
+                        <w:bCs/>
+                        <w:color w:val="FF0000"/>
+                        <w:sz w:val="16"/>
+                        <w:szCs w:val="16"/>
+                        <w:lang w:val="en-US"/>
+                      </w:rPr>
+                      <w:t>EUMAM</w:t>
+                    </w:r>
+                    <w:r>
+                      <w:rPr>
+                        <w:rFonts w:ascii="Arial" w:hAnsi="Arial" w:cs="Arial"/>
+                        <w:b/>
+                        <w:bCs/>
+                        <w:color w:val="FF0000"/>
+                        <w:sz w:val="16"/>
+                        <w:szCs w:val="16"/>
+                        <w:lang w:val="en-US"/>
+                      </w:rPr>
+                      <w:t xml:space="preserve"> RCA TCN</w:t>
                     </w:r>
                     <w:bookmarkEnd w:id="2"/>
                   </w:p>
